--- a/public/document/files.docx
+++ b/public/document/files.docx
@@ -417,6 +417,2105 @@
           <w:lang w:val="en-GB"/>
         </w:rPr>
       </w:pPr>
+    </w:p>
+    <w:p>
+      <w:pPr>
+        <w:rPr>
+          <w:lang w:val="en-GB"/>
+        </w:rPr>
+      </w:pPr>
+    </w:p>
+    <w:p>
+      <w:pPr>
+        <w:pStyle w:val="Titre1"/>
+      </w:pPr>
+      <w:r>
+        <w:t>// components/</w:t>
+      </w:r>
+      <w:proofErr w:type="spellStart"/>
+      <w:r>
+        <w:t>ui</w:t>
+      </w:r>
+      <w:proofErr w:type="spellEnd"/>
+      <w:r>
+        <w:t>/code-</w:t>
+      </w:r>
+      <w:proofErr w:type="spellStart"/>
+      <w:r>
+        <w:t>block.tsx</w:t>
+      </w:r>
+      <w:proofErr w:type="spellEnd"/>
+    </w:p>
+    <w:p/>
+    <w:p/>
+    <w:p/>
+    <w:p>
+      <w:r>
+        <w:t>///type : page</w:t>
+      </w:r>
+    </w:p>
+    <w:p>
+      <w:r>
+        <w:t>/*</w:t>
+      </w:r>
+      <w:proofErr w:type="spellStart"/>
+      <w:r>
+        <w:t>role</w:t>
+      </w:r>
+      <w:proofErr w:type="spellEnd"/>
+      <w:r>
+        <w:t xml:space="preserve"> :  */              </w:t>
+      </w:r>
+    </w:p>
+    <w:p>
+      <w:r>
+        <w:t xml:space="preserve">/*fonctionnement : */ </w:t>
+      </w:r>
+    </w:p>
+    <w:p>
+      <w:r>
+        <w:t xml:space="preserve">//imports [] </w:t>
+      </w:r>
+    </w:p>
+    <w:p>
+      <w:r>
+        <w:t xml:space="preserve">//exports [] </w:t>
+      </w:r>
+    </w:p>
+    <w:p>
+      <w:r>
+        <w:t>//</w:t>
+      </w:r>
+      <w:proofErr w:type="spellStart"/>
+      <w:r>
+        <w:t>useby</w:t>
+      </w:r>
+      <w:proofErr w:type="spellEnd"/>
+      <w:r>
+        <w:t xml:space="preserve"> []</w:t>
+      </w:r>
+    </w:p>
+    <w:p>
+      <w:r>
+        <w:t>//</w:t>
+      </w:r>
+      <w:proofErr w:type="spellStart"/>
+      <w:r>
+        <w:t>noteIA</w:t>
+      </w:r>
+      <w:proofErr w:type="spellEnd"/>
+      <w:r>
+        <w:t xml:space="preserve"> merci de ne pas supprimer les commentaires ci-dessus, ils sont utilisés par l'IA pour comprendre le contexte du fichier et générer du code pertinent. </w:t>
+      </w:r>
+    </w:p>
+    <w:p/>
+    <w:p/>
+    <w:p>
+      <w:pPr>
+        <w:rPr>
+          <w:lang w:val="en-GB"/>
+        </w:rPr>
+      </w:pPr>
+      <w:r>
+        <w:rPr>
+          <w:lang w:val="en-GB"/>
+        </w:rPr>
+        <w:t>'</w:t>
+      </w:r>
+      <w:proofErr w:type="gramStart"/>
+      <w:r>
+        <w:rPr>
+          <w:lang w:val="en-GB"/>
+        </w:rPr>
+        <w:t>use</w:t>
+      </w:r>
+      <w:proofErr w:type="gramEnd"/>
+      <w:r>
+        <w:rPr>
+          <w:lang w:val="en-GB"/>
+        </w:rPr>
+        <w:t xml:space="preserve"> client'</w:t>
+      </w:r>
+    </w:p>
+    <w:p>
+      <w:pPr>
+        <w:rPr>
+          <w:lang w:val="en-GB"/>
+        </w:rPr>
+      </w:pPr>
+    </w:p>
+    <w:p>
+      <w:pPr>
+        <w:rPr>
+          <w:lang w:val="en-GB"/>
+        </w:rPr>
+      </w:pPr>
+      <w:r>
+        <w:rPr>
+          <w:lang w:val="en-GB"/>
+        </w:rPr>
+        <w:t xml:space="preserve">import </w:t>
+      </w:r>
+      <w:proofErr w:type="gramStart"/>
+      <w:r>
+        <w:rPr>
+          <w:lang w:val="en-GB"/>
+        </w:rPr>
+        <w:t xml:space="preserve">{ </w:t>
+      </w:r>
+      <w:proofErr w:type="spellStart"/>
+      <w:r>
+        <w:rPr>
+          <w:lang w:val="en-GB"/>
+        </w:rPr>
+        <w:t>useState</w:t>
+      </w:r>
+      <w:proofErr w:type="spellEnd"/>
+      <w:proofErr w:type="gramEnd"/>
+      <w:r>
+        <w:rPr>
+          <w:lang w:val="en-GB"/>
+        </w:rPr>
+        <w:t xml:space="preserve"> } from 'react'</w:t>
+      </w:r>
+    </w:p>
+    <w:p>
+      <w:pPr>
+        <w:rPr>
+          <w:lang w:val="en-GB"/>
+        </w:rPr>
+      </w:pPr>
+      <w:r>
+        <w:rPr>
+          <w:lang w:val="en-GB"/>
+        </w:rPr>
+        <w:t xml:space="preserve">import </w:t>
+      </w:r>
+      <w:proofErr w:type="gramStart"/>
+      <w:r>
+        <w:rPr>
+          <w:lang w:val="en-GB"/>
+        </w:rPr>
+        <w:t>{ Check</w:t>
+      </w:r>
+      <w:proofErr w:type="gramEnd"/>
+      <w:r>
+        <w:rPr>
+          <w:lang w:val="en-GB"/>
+        </w:rPr>
+        <w:t xml:space="preserve">, </w:t>
+      </w:r>
+      <w:proofErr w:type="gramStart"/>
+      <w:r>
+        <w:rPr>
+          <w:lang w:val="en-GB"/>
+        </w:rPr>
+        <w:t>Copy }</w:t>
+      </w:r>
+      <w:proofErr w:type="gramEnd"/>
+      <w:r>
+        <w:rPr>
+          <w:lang w:val="en-GB"/>
+        </w:rPr>
+        <w:t xml:space="preserve"> from '</w:t>
+      </w:r>
+      <w:proofErr w:type="spellStart"/>
+      <w:r>
+        <w:rPr>
+          <w:lang w:val="en-GB"/>
+        </w:rPr>
+        <w:t>lucide</w:t>
+      </w:r>
+      <w:proofErr w:type="spellEnd"/>
+      <w:r>
+        <w:rPr>
+          <w:lang w:val="en-GB"/>
+        </w:rPr>
+        <w:t>-react'</w:t>
+      </w:r>
+    </w:p>
+    <w:p>
+      <w:pPr>
+        <w:rPr>
+          <w:lang w:val="en-GB"/>
+        </w:rPr>
+      </w:pPr>
+      <w:r>
+        <w:rPr>
+          <w:lang w:val="en-GB"/>
+        </w:rPr>
+        <w:t xml:space="preserve">import </w:t>
+      </w:r>
+      <w:proofErr w:type="gramStart"/>
+      <w:r>
+        <w:rPr>
+          <w:lang w:val="en-GB"/>
+        </w:rPr>
+        <w:t>{ Prism</w:t>
+      </w:r>
+      <w:proofErr w:type="gramEnd"/>
+      <w:r>
+        <w:rPr>
+          <w:lang w:val="en-GB"/>
+        </w:rPr>
+        <w:t xml:space="preserve"> as </w:t>
+      </w:r>
+      <w:proofErr w:type="spellStart"/>
+      <w:proofErr w:type="gramStart"/>
+      <w:r>
+        <w:rPr>
+          <w:lang w:val="en-GB"/>
+        </w:rPr>
+        <w:t>SyntaxHighlighter</w:t>
+      </w:r>
+      <w:proofErr w:type="spellEnd"/>
+      <w:r>
+        <w:rPr>
+          <w:lang w:val="en-GB"/>
+        </w:rPr>
+        <w:t xml:space="preserve"> }</w:t>
+      </w:r>
+      <w:proofErr w:type="gramEnd"/>
+      <w:r>
+        <w:rPr>
+          <w:lang w:val="en-GB"/>
+        </w:rPr>
+        <w:t xml:space="preserve"> from 'react-syntax-highlighter'</w:t>
+      </w:r>
+    </w:p>
+    <w:p>
+      <w:pPr>
+        <w:rPr>
+          <w:lang w:val="en-GB"/>
+        </w:rPr>
+      </w:pPr>
+      <w:r>
+        <w:rPr>
+          <w:lang w:val="en-GB"/>
+        </w:rPr>
+        <w:t xml:space="preserve">import </w:t>
+      </w:r>
+      <w:proofErr w:type="gramStart"/>
+      <w:r>
+        <w:rPr>
+          <w:lang w:val="en-GB"/>
+        </w:rPr>
+        <w:t xml:space="preserve">{ </w:t>
+      </w:r>
+      <w:proofErr w:type="spellStart"/>
+      <w:r>
+        <w:rPr>
+          <w:lang w:val="en-GB"/>
+        </w:rPr>
+        <w:t>vscDarkPlus</w:t>
+      </w:r>
+      <w:proofErr w:type="spellEnd"/>
+      <w:proofErr w:type="gramEnd"/>
+      <w:r>
+        <w:rPr>
+          <w:lang w:val="en-GB"/>
+        </w:rPr>
+        <w:t xml:space="preserve"> } from 'react-syntax-highlighter/</w:t>
+      </w:r>
+      <w:proofErr w:type="spellStart"/>
+      <w:r>
+        <w:rPr>
+          <w:lang w:val="en-GB"/>
+        </w:rPr>
+        <w:t>dist</w:t>
+      </w:r>
+      <w:proofErr w:type="spellEnd"/>
+      <w:r>
+        <w:rPr>
+          <w:lang w:val="en-GB"/>
+        </w:rPr>
+        <w:t>/</w:t>
+      </w:r>
+      <w:proofErr w:type="spellStart"/>
+      <w:r>
+        <w:rPr>
+          <w:lang w:val="en-GB"/>
+        </w:rPr>
+        <w:t>esm</w:t>
+      </w:r>
+      <w:proofErr w:type="spellEnd"/>
+      <w:r>
+        <w:rPr>
+          <w:lang w:val="en-GB"/>
+        </w:rPr>
+        <w:t>/styles/prism'</w:t>
+      </w:r>
+    </w:p>
+    <w:p>
+      <w:pPr>
+        <w:rPr>
+          <w:lang w:val="en-GB"/>
+        </w:rPr>
+      </w:pPr>
+      <w:r>
+        <w:rPr>
+          <w:lang w:val="en-GB"/>
+        </w:rPr>
+        <w:t xml:space="preserve">import </w:t>
+      </w:r>
+      <w:proofErr w:type="gramStart"/>
+      <w:r>
+        <w:rPr>
+          <w:lang w:val="en-GB"/>
+        </w:rPr>
+        <w:t>{ Button</w:t>
+      </w:r>
+      <w:proofErr w:type="gramEnd"/>
+      <w:r>
+        <w:rPr>
+          <w:lang w:val="en-GB"/>
+        </w:rPr>
+        <w:t xml:space="preserve"> } from '@/components/</w:t>
+      </w:r>
+      <w:proofErr w:type="spellStart"/>
+      <w:r>
+        <w:rPr>
+          <w:lang w:val="en-GB"/>
+        </w:rPr>
+        <w:t>ui</w:t>
+      </w:r>
+      <w:proofErr w:type="spellEnd"/>
+      <w:r>
+        <w:rPr>
+          <w:lang w:val="en-GB"/>
+        </w:rPr>
+        <w:t>/button'</w:t>
+      </w:r>
+    </w:p>
+    <w:p>
+      <w:pPr>
+        <w:rPr>
+          <w:lang w:val="en-GB"/>
+        </w:rPr>
+      </w:pPr>
+    </w:p>
+    <w:p>
+      <w:pPr>
+        <w:rPr>
+          <w:lang w:val="en-GB"/>
+        </w:rPr>
+      </w:pPr>
+      <w:r>
+        <w:rPr>
+          <w:lang w:val="en-GB"/>
+        </w:rPr>
+        <w:t xml:space="preserve">interface </w:t>
+      </w:r>
+      <w:proofErr w:type="spellStart"/>
+      <w:r>
+        <w:rPr>
+          <w:lang w:val="en-GB"/>
+        </w:rPr>
+        <w:t>CodeBlockProps</w:t>
+      </w:r>
+      <w:proofErr w:type="spellEnd"/>
+      <w:r>
+        <w:rPr>
+          <w:lang w:val="en-GB"/>
+        </w:rPr>
+        <w:t xml:space="preserve"> {</w:t>
+      </w:r>
+    </w:p>
+    <w:p>
+      <w:pPr>
+        <w:rPr>
+          <w:lang w:val="en-GB"/>
+        </w:rPr>
+      </w:pPr>
+      <w:r>
+        <w:rPr>
+          <w:lang w:val="en-GB"/>
+        </w:rPr>
+        <w:t xml:space="preserve">  code: string</w:t>
+      </w:r>
+    </w:p>
+    <w:p>
+      <w:pPr>
+        <w:rPr>
+          <w:lang w:val="en-GB"/>
+        </w:rPr>
+      </w:pPr>
+      <w:r>
+        <w:rPr>
+          <w:lang w:val="en-GB"/>
+        </w:rPr>
+        <w:t xml:space="preserve">  </w:t>
+      </w:r>
+      <w:proofErr w:type="gramStart"/>
+      <w:r>
+        <w:rPr>
+          <w:lang w:val="en-GB"/>
+        </w:rPr>
+        <w:t>language?:</w:t>
+      </w:r>
+      <w:proofErr w:type="gramEnd"/>
+      <w:r>
+        <w:rPr>
+          <w:lang w:val="en-GB"/>
+        </w:rPr>
+        <w:t xml:space="preserve"> string</w:t>
+      </w:r>
+    </w:p>
+    <w:p>
+      <w:pPr>
+        <w:rPr>
+          <w:lang w:val="en-GB"/>
+        </w:rPr>
+      </w:pPr>
+      <w:r>
+        <w:rPr>
+          <w:lang w:val="en-GB"/>
+        </w:rPr>
+        <w:t xml:space="preserve">  </w:t>
+      </w:r>
+      <w:proofErr w:type="spellStart"/>
+      <w:proofErr w:type="gramStart"/>
+      <w:r>
+        <w:rPr>
+          <w:lang w:val="en-GB"/>
+        </w:rPr>
+        <w:t>showLineNumbers</w:t>
+      </w:r>
+      <w:proofErr w:type="spellEnd"/>
+      <w:r>
+        <w:rPr>
+          <w:lang w:val="en-GB"/>
+        </w:rPr>
+        <w:t>?:</w:t>
+      </w:r>
+      <w:proofErr w:type="gramEnd"/>
+      <w:r>
+        <w:rPr>
+          <w:lang w:val="en-GB"/>
+        </w:rPr>
+        <w:t xml:space="preserve"> </w:t>
+      </w:r>
+      <w:proofErr w:type="spellStart"/>
+      <w:r>
+        <w:rPr>
+          <w:lang w:val="en-GB"/>
+        </w:rPr>
+        <w:t>boolean</w:t>
+      </w:r>
+      <w:proofErr w:type="spellEnd"/>
+    </w:p>
+    <w:p>
+      <w:pPr>
+        <w:rPr>
+          <w:lang w:val="en-GB"/>
+        </w:rPr>
+      </w:pPr>
+      <w:r>
+        <w:rPr>
+          <w:lang w:val="en-GB"/>
+        </w:rPr>
+        <w:t xml:space="preserve">  </w:t>
+      </w:r>
+      <w:proofErr w:type="spellStart"/>
+      <w:proofErr w:type="gramStart"/>
+      <w:r>
+        <w:rPr>
+          <w:lang w:val="en-GB"/>
+        </w:rPr>
+        <w:t>className</w:t>
+      </w:r>
+      <w:proofErr w:type="spellEnd"/>
+      <w:r>
+        <w:rPr>
+          <w:lang w:val="en-GB"/>
+        </w:rPr>
+        <w:t>?:</w:t>
+      </w:r>
+      <w:proofErr w:type="gramEnd"/>
+      <w:r>
+        <w:rPr>
+          <w:lang w:val="en-GB"/>
+        </w:rPr>
+        <w:t xml:space="preserve"> string</w:t>
+      </w:r>
+    </w:p>
+    <w:p>
+      <w:pPr>
+        <w:rPr>
+          <w:lang w:val="en-GB"/>
+        </w:rPr>
+      </w:pPr>
+      <w:r>
+        <w:rPr>
+          <w:lang w:val="en-GB"/>
+        </w:rPr>
+        <w:t>}</w:t>
+      </w:r>
+    </w:p>
+    <w:p>
+      <w:pPr>
+        <w:rPr>
+          <w:lang w:val="en-GB"/>
+        </w:rPr>
+      </w:pPr>
+    </w:p>
+    <w:p>
+      <w:pPr>
+        <w:rPr>
+          <w:lang w:val="en-GB"/>
+        </w:rPr>
+      </w:pPr>
+      <w:r>
+        <w:rPr>
+          <w:lang w:val="en-GB"/>
+        </w:rPr>
+        <w:t xml:space="preserve">export function </w:t>
+      </w:r>
+      <w:proofErr w:type="spellStart"/>
+      <w:proofErr w:type="gramStart"/>
+      <w:r>
+        <w:rPr>
+          <w:lang w:val="en-GB"/>
+        </w:rPr>
+        <w:t>CodeBlock</w:t>
+      </w:r>
+      <w:proofErr w:type="spellEnd"/>
+      <w:r>
+        <w:rPr>
+          <w:lang w:val="en-GB"/>
+        </w:rPr>
+        <w:t>(</w:t>
+      </w:r>
+      <w:proofErr w:type="gramEnd"/>
+      <w:r>
+        <w:rPr>
+          <w:lang w:val="en-GB"/>
+        </w:rPr>
+        <w:t>{</w:t>
+      </w:r>
+    </w:p>
+    <w:p>
+      <w:pPr>
+        <w:rPr>
+          <w:lang w:val="en-GB"/>
+        </w:rPr>
+      </w:pPr>
+      <w:r>
+        <w:rPr>
+          <w:lang w:val="en-GB"/>
+        </w:rPr>
+        <w:t xml:space="preserve">  code,</w:t>
+      </w:r>
+    </w:p>
+    <w:p>
+      <w:pPr>
+        <w:rPr>
+          <w:lang w:val="en-GB"/>
+        </w:rPr>
+      </w:pPr>
+      <w:r>
+        <w:rPr>
+          <w:lang w:val="en-GB"/>
+        </w:rPr>
+        <w:t xml:space="preserve">  language = '</w:t>
+      </w:r>
+      <w:proofErr w:type="spellStart"/>
+      <w:r>
+        <w:rPr>
+          <w:lang w:val="en-GB"/>
+        </w:rPr>
+        <w:t>json</w:t>
+      </w:r>
+      <w:proofErr w:type="spellEnd"/>
+      <w:r>
+        <w:rPr>
+          <w:lang w:val="en-GB"/>
+        </w:rPr>
+        <w:t>',</w:t>
+      </w:r>
+    </w:p>
+    <w:p>
+      <w:pPr>
+        <w:rPr>
+          <w:lang w:val="en-GB"/>
+        </w:rPr>
+      </w:pPr>
+      <w:r>
+        <w:rPr>
+          <w:lang w:val="en-GB"/>
+        </w:rPr>
+        <w:t xml:space="preserve">  </w:t>
+      </w:r>
+      <w:proofErr w:type="spellStart"/>
+      <w:r>
+        <w:rPr>
+          <w:lang w:val="en-GB"/>
+        </w:rPr>
+        <w:t>showLineNumbers</w:t>
+      </w:r>
+      <w:proofErr w:type="spellEnd"/>
+      <w:r>
+        <w:rPr>
+          <w:lang w:val="en-GB"/>
+        </w:rPr>
+        <w:t xml:space="preserve"> = true,</w:t>
+      </w:r>
+    </w:p>
+    <w:p>
+      <w:pPr>
+        <w:rPr>
+          <w:lang w:val="en-GB"/>
+        </w:rPr>
+      </w:pPr>
+      <w:r>
+        <w:rPr>
+          <w:lang w:val="en-GB"/>
+        </w:rPr>
+        <w:t xml:space="preserve">  </w:t>
+      </w:r>
+      <w:proofErr w:type="spellStart"/>
+      <w:r>
+        <w:rPr>
+          <w:lang w:val="en-GB"/>
+        </w:rPr>
+        <w:t>className</w:t>
+      </w:r>
+      <w:proofErr w:type="spellEnd"/>
+      <w:r>
+        <w:rPr>
+          <w:lang w:val="en-GB"/>
+        </w:rPr>
+        <w:t xml:space="preserve"> = '',</w:t>
+      </w:r>
+    </w:p>
+    <w:p>
+      <w:pPr>
+        <w:rPr>
+          <w:lang w:val="en-GB"/>
+        </w:rPr>
+      </w:pPr>
+      <w:r>
+        <w:rPr>
+          <w:lang w:val="en-GB"/>
+        </w:rPr>
+        <w:t xml:space="preserve">}: </w:t>
+      </w:r>
+      <w:proofErr w:type="spellStart"/>
+      <w:r>
+        <w:rPr>
+          <w:lang w:val="en-GB"/>
+        </w:rPr>
+        <w:t>CodeBlockProps</w:t>
+      </w:r>
+      <w:proofErr w:type="spellEnd"/>
+      <w:r>
+        <w:rPr>
+          <w:lang w:val="en-GB"/>
+        </w:rPr>
+        <w:t>) {</w:t>
+      </w:r>
+    </w:p>
+    <w:p>
+      <w:pPr>
+        <w:rPr>
+          <w:lang w:val="en-GB"/>
+        </w:rPr>
+      </w:pPr>
+      <w:r>
+        <w:rPr>
+          <w:lang w:val="en-GB"/>
+        </w:rPr>
+        <w:t xml:space="preserve">  </w:t>
+      </w:r>
+      <w:proofErr w:type="spellStart"/>
+      <w:r>
+        <w:rPr>
+          <w:lang w:val="en-GB"/>
+        </w:rPr>
+        <w:t>const</w:t>
+      </w:r>
+      <w:proofErr w:type="spellEnd"/>
+      <w:r>
+        <w:rPr>
+          <w:lang w:val="en-GB"/>
+        </w:rPr>
+        <w:t xml:space="preserve"> [copied, </w:t>
+      </w:r>
+      <w:proofErr w:type="spellStart"/>
+      <w:r>
+        <w:rPr>
+          <w:lang w:val="en-GB"/>
+        </w:rPr>
+        <w:t>setCopied</w:t>
+      </w:r>
+      <w:proofErr w:type="spellEnd"/>
+      <w:r>
+        <w:rPr>
+          <w:lang w:val="en-GB"/>
+        </w:rPr>
+        <w:t xml:space="preserve">] = </w:t>
+      </w:r>
+      <w:proofErr w:type="spellStart"/>
+      <w:r>
+        <w:rPr>
+          <w:lang w:val="en-GB"/>
+        </w:rPr>
+        <w:t>useState</w:t>
+      </w:r>
+      <w:proofErr w:type="spellEnd"/>
+      <w:r>
+        <w:rPr>
+          <w:lang w:val="en-GB"/>
+        </w:rPr>
+        <w:t>(false)</w:t>
+      </w:r>
+    </w:p>
+    <w:p>
+      <w:pPr>
+        <w:rPr>
+          <w:lang w:val="en-GB"/>
+        </w:rPr>
+      </w:pPr>
+    </w:p>
+    <w:p>
+      <w:pPr>
+        <w:rPr>
+          <w:lang w:val="en-GB"/>
+        </w:rPr>
+      </w:pPr>
+      <w:r>
+        <w:rPr>
+          <w:lang w:val="en-GB"/>
+        </w:rPr>
+        <w:t xml:space="preserve">  </w:t>
+      </w:r>
+      <w:proofErr w:type="spellStart"/>
+      <w:r>
+        <w:rPr>
+          <w:lang w:val="en-GB"/>
+        </w:rPr>
+        <w:t>const</w:t>
+      </w:r>
+      <w:proofErr w:type="spellEnd"/>
+      <w:r>
+        <w:rPr>
+          <w:lang w:val="en-GB"/>
+        </w:rPr>
+        <w:t xml:space="preserve"> </w:t>
+      </w:r>
+      <w:proofErr w:type="spellStart"/>
+      <w:r>
+        <w:rPr>
+          <w:lang w:val="en-GB"/>
+        </w:rPr>
+        <w:t>handleCopy</w:t>
+      </w:r>
+      <w:proofErr w:type="spellEnd"/>
+      <w:r>
+        <w:rPr>
+          <w:lang w:val="en-GB"/>
+        </w:rPr>
+        <w:t xml:space="preserve"> = async () =&gt; {</w:t>
+      </w:r>
+    </w:p>
+    <w:p>
+      <w:pPr>
+        <w:rPr>
+          <w:lang w:val="en-GB"/>
+        </w:rPr>
+      </w:pPr>
+      <w:r>
+        <w:rPr>
+          <w:lang w:val="en-GB"/>
+        </w:rPr>
+        <w:t xml:space="preserve">    await </w:t>
+      </w:r>
+      <w:proofErr w:type="spellStart"/>
+      <w:proofErr w:type="gramStart"/>
+      <w:r>
+        <w:rPr>
+          <w:lang w:val="en-GB"/>
+        </w:rPr>
+        <w:t>navigator.clipboard</w:t>
+      </w:r>
+      <w:proofErr w:type="gramEnd"/>
+      <w:r>
+        <w:rPr>
+          <w:lang w:val="en-GB"/>
+        </w:rPr>
+        <w:t>.writeText</w:t>
+      </w:r>
+      <w:proofErr w:type="spellEnd"/>
+      <w:r>
+        <w:rPr>
+          <w:lang w:val="en-GB"/>
+        </w:rPr>
+        <w:t>(code)</w:t>
+      </w:r>
+    </w:p>
+    <w:p>
+      <w:pPr>
+        <w:rPr>
+          <w:lang w:val="en-GB"/>
+        </w:rPr>
+      </w:pPr>
+      <w:r>
+        <w:rPr>
+          <w:lang w:val="en-GB"/>
+        </w:rPr>
+        <w:t xml:space="preserve">    </w:t>
+      </w:r>
+      <w:proofErr w:type="spellStart"/>
+      <w:r>
+        <w:rPr>
+          <w:lang w:val="en-GB"/>
+        </w:rPr>
+        <w:t>setCopied</w:t>
+      </w:r>
+      <w:proofErr w:type="spellEnd"/>
+      <w:r>
+        <w:rPr>
+          <w:lang w:val="en-GB"/>
+        </w:rPr>
+        <w:t>(true)</w:t>
+      </w:r>
+    </w:p>
+    <w:p>
+      <w:pPr>
+        <w:rPr>
+          <w:lang w:val="en-GB"/>
+        </w:rPr>
+      </w:pPr>
+      <w:r>
+        <w:rPr>
+          <w:lang w:val="en-GB"/>
+        </w:rPr>
+        <w:t xml:space="preserve">    </w:t>
+      </w:r>
+      <w:proofErr w:type="spellStart"/>
+      <w:proofErr w:type="gramStart"/>
+      <w:r>
+        <w:rPr>
+          <w:lang w:val="en-GB"/>
+        </w:rPr>
+        <w:t>setTimeout</w:t>
+      </w:r>
+      <w:proofErr w:type="spellEnd"/>
+      <w:r>
+        <w:rPr>
+          <w:lang w:val="en-GB"/>
+        </w:rPr>
+        <w:t>(</w:t>
+      </w:r>
+      <w:proofErr w:type="gramEnd"/>
+      <w:r>
+        <w:rPr>
+          <w:lang w:val="en-GB"/>
+        </w:rPr>
+        <w:t xml:space="preserve">() =&gt; </w:t>
+      </w:r>
+      <w:proofErr w:type="spellStart"/>
+      <w:r>
+        <w:rPr>
+          <w:lang w:val="en-GB"/>
+        </w:rPr>
+        <w:t>setCopied</w:t>
+      </w:r>
+      <w:proofErr w:type="spellEnd"/>
+      <w:r>
+        <w:rPr>
+          <w:lang w:val="en-GB"/>
+        </w:rPr>
+        <w:t>(false), 2000)</w:t>
+      </w:r>
+    </w:p>
+    <w:p>
+      <w:pPr>
+        <w:rPr>
+          <w:lang w:val="en-GB"/>
+        </w:rPr>
+      </w:pPr>
+      <w:r>
+        <w:rPr>
+          <w:lang w:val="en-GB"/>
+        </w:rPr>
+        <w:t xml:space="preserve">  }</w:t>
+      </w:r>
+    </w:p>
+    <w:p>
+      <w:pPr>
+        <w:rPr>
+          <w:lang w:val="en-GB"/>
+        </w:rPr>
+      </w:pPr>
+    </w:p>
+    <w:p>
+      <w:pPr>
+        <w:rPr>
+          <w:lang w:val="en-GB"/>
+        </w:rPr>
+      </w:pPr>
+      <w:r>
+        <w:rPr>
+          <w:lang w:val="en-GB"/>
+        </w:rPr>
+        <w:t xml:space="preserve">  return (</w:t>
+      </w:r>
+    </w:p>
+    <w:p>
+      <w:pPr>
+        <w:rPr>
+          <w:lang w:val="en-GB"/>
+        </w:rPr>
+      </w:pPr>
+      <w:r>
+        <w:rPr>
+          <w:lang w:val="en-GB"/>
+        </w:rPr>
+        <w:t xml:space="preserve">    &lt;div </w:t>
+      </w:r>
+      <w:proofErr w:type="spellStart"/>
+      <w:r>
+        <w:rPr>
+          <w:lang w:val="en-GB"/>
+        </w:rPr>
+        <w:t>className</w:t>
+      </w:r>
+      <w:proofErr w:type="spellEnd"/>
+      <w:proofErr w:type="gramStart"/>
+      <w:r>
+        <w:rPr>
+          <w:lang w:val="en-GB"/>
+        </w:rPr>
+        <w:t>={</w:t>
+      </w:r>
+      <w:proofErr w:type="gramEnd"/>
+      <w:r>
+        <w:rPr>
+          <w:lang w:val="en-GB"/>
+        </w:rPr>
+        <w:t>`relative rounded-xl overflow-hidden border border-white/10 ${</w:t>
+      </w:r>
+      <w:proofErr w:type="spellStart"/>
+      <w:r>
+        <w:rPr>
+          <w:lang w:val="en-GB"/>
+        </w:rPr>
+        <w:t>className</w:t>
+      </w:r>
+      <w:proofErr w:type="spellEnd"/>
+      <w:r>
+        <w:rPr>
+          <w:lang w:val="en-GB"/>
+        </w:rPr>
+        <w:t>}`}&gt;</w:t>
+      </w:r>
+    </w:p>
+    <w:p>
+      <w:r>
+        <w:rPr>
+          <w:lang w:val="en-GB"/>
+        </w:rPr>
+        <w:t xml:space="preserve">      </w:t>
+      </w:r>
+      <w:r>
+        <w:t>{/* En-tête avec le langage et le bouton copier */}</w:t>
+      </w:r>
+    </w:p>
+    <w:p>
+      <w:pPr>
+        <w:rPr>
+          <w:lang w:val="en-GB"/>
+        </w:rPr>
+      </w:pPr>
+      <w:r>
+        <w:t xml:space="preserve">      </w:t>
+      </w:r>
+      <w:r>
+        <w:rPr>
+          <w:lang w:val="en-GB"/>
+        </w:rPr>
+        <w:t xml:space="preserve">&lt;div </w:t>
+      </w:r>
+      <w:proofErr w:type="spellStart"/>
+      <w:r>
+        <w:rPr>
+          <w:lang w:val="en-GB"/>
+        </w:rPr>
+        <w:t>className</w:t>
+      </w:r>
+      <w:proofErr w:type="spellEnd"/>
+      <w:r>
+        <w:rPr>
+          <w:lang w:val="en-GB"/>
+        </w:rPr>
+        <w:t>="flex items-</w:t>
+      </w:r>
+      <w:proofErr w:type="spellStart"/>
+      <w:r>
+        <w:rPr>
+          <w:lang w:val="en-GB"/>
+        </w:rPr>
+        <w:t>center</w:t>
+      </w:r>
+      <w:proofErr w:type="spellEnd"/>
+      <w:r>
+        <w:rPr>
+          <w:lang w:val="en-GB"/>
+        </w:rPr>
+        <w:t xml:space="preserve"> justify-between px-4 py-2 </w:t>
+      </w:r>
+      <w:proofErr w:type="spellStart"/>
+      <w:r>
+        <w:rPr>
+          <w:lang w:val="en-GB"/>
+        </w:rPr>
+        <w:t>bg</w:t>
+      </w:r>
+      <w:proofErr w:type="spellEnd"/>
+      <w:r>
+        <w:rPr>
+          <w:lang w:val="en-GB"/>
+        </w:rPr>
+        <w:t>-white/5 backdrop-blur-</w:t>
+      </w:r>
+      <w:proofErr w:type="spellStart"/>
+      <w:r>
+        <w:rPr>
+          <w:lang w:val="en-GB"/>
+        </w:rPr>
+        <w:t>sm</w:t>
+      </w:r>
+      <w:proofErr w:type="spellEnd"/>
+      <w:r>
+        <w:rPr>
+          <w:lang w:val="en-GB"/>
+        </w:rPr>
+        <w:t xml:space="preserve"> border-b border-white/5"&gt;</w:t>
+      </w:r>
+    </w:p>
+    <w:p>
+      <w:pPr>
+        <w:rPr>
+          <w:lang w:val="en-GB"/>
+        </w:rPr>
+      </w:pPr>
+      <w:r>
+        <w:rPr>
+          <w:lang w:val="en-GB"/>
+        </w:rPr>
+        <w:t xml:space="preserve">        &lt;span </w:t>
+      </w:r>
+      <w:proofErr w:type="spellStart"/>
+      <w:r>
+        <w:rPr>
+          <w:lang w:val="en-GB"/>
+        </w:rPr>
+        <w:t>className</w:t>
+      </w:r>
+      <w:proofErr w:type="spellEnd"/>
+      <w:r>
+        <w:rPr>
+          <w:lang w:val="en-GB"/>
+        </w:rPr>
+        <w:t>="text-</w:t>
+      </w:r>
+      <w:proofErr w:type="spellStart"/>
+      <w:r>
+        <w:rPr>
+          <w:lang w:val="en-GB"/>
+        </w:rPr>
+        <w:t>xs</w:t>
+      </w:r>
+      <w:proofErr w:type="spellEnd"/>
+      <w:r>
+        <w:rPr>
+          <w:lang w:val="en-GB"/>
+        </w:rPr>
+        <w:t xml:space="preserve"> font-mono text-gray-400 uppercase"&gt;</w:t>
+      </w:r>
+    </w:p>
+    <w:p>
+      <w:pPr>
+        <w:rPr>
+          <w:lang w:val="en-GB"/>
+        </w:rPr>
+      </w:pPr>
+      <w:r>
+        <w:rPr>
+          <w:lang w:val="en-GB"/>
+        </w:rPr>
+        <w:t xml:space="preserve">          {language}</w:t>
+      </w:r>
+    </w:p>
+    <w:p>
+      <w:pPr>
+        <w:rPr>
+          <w:lang w:val="en-GB"/>
+        </w:rPr>
+      </w:pPr>
+      <w:r>
+        <w:rPr>
+          <w:lang w:val="en-GB"/>
+        </w:rPr>
+        <w:t xml:space="preserve">        &lt;/span&gt;</w:t>
+      </w:r>
+    </w:p>
+    <w:p>
+      <w:pPr>
+        <w:rPr>
+          <w:lang w:val="en-GB"/>
+        </w:rPr>
+      </w:pPr>
+      <w:r>
+        <w:rPr>
+          <w:lang w:val="en-GB"/>
+        </w:rPr>
+        <w:t xml:space="preserve">        &lt;Button</w:t>
+      </w:r>
+    </w:p>
+    <w:p>
+      <w:pPr>
+        <w:rPr>
+          <w:lang w:val="en-GB"/>
+        </w:rPr>
+      </w:pPr>
+      <w:r>
+        <w:rPr>
+          <w:lang w:val="en-GB"/>
+        </w:rPr>
+        <w:t xml:space="preserve">          variant="ghost"</w:t>
+      </w:r>
+    </w:p>
+    <w:p>
+      <w:pPr>
+        <w:rPr>
+          <w:lang w:val="en-GB"/>
+        </w:rPr>
+      </w:pPr>
+      <w:r>
+        <w:rPr>
+          <w:lang w:val="en-GB"/>
+        </w:rPr>
+        <w:t xml:space="preserve">          size="</w:t>
+      </w:r>
+      <w:proofErr w:type="spellStart"/>
+      <w:r>
+        <w:rPr>
+          <w:lang w:val="en-GB"/>
+        </w:rPr>
+        <w:t>sm</w:t>
+      </w:r>
+      <w:proofErr w:type="spellEnd"/>
+      <w:r>
+        <w:rPr>
+          <w:lang w:val="en-GB"/>
+        </w:rPr>
+        <w:t>"</w:t>
+      </w:r>
+    </w:p>
+    <w:p>
+      <w:pPr>
+        <w:rPr>
+          <w:lang w:val="en-GB"/>
+        </w:rPr>
+      </w:pPr>
+      <w:r>
+        <w:rPr>
+          <w:lang w:val="en-GB"/>
+        </w:rPr>
+        <w:t xml:space="preserve">          </w:t>
+      </w:r>
+      <w:proofErr w:type="spellStart"/>
+      <w:r>
+        <w:rPr>
+          <w:lang w:val="en-GB"/>
+        </w:rPr>
+        <w:t>onClick</w:t>
+      </w:r>
+      <w:proofErr w:type="spellEnd"/>
+      <w:r>
+        <w:rPr>
+          <w:lang w:val="en-GB"/>
+        </w:rPr>
+        <w:t>={</w:t>
+      </w:r>
+      <w:proofErr w:type="spellStart"/>
+      <w:r>
+        <w:rPr>
+          <w:lang w:val="en-GB"/>
+        </w:rPr>
+        <w:t>handleCopy</w:t>
+      </w:r>
+      <w:proofErr w:type="spellEnd"/>
+      <w:r>
+        <w:rPr>
+          <w:lang w:val="en-GB"/>
+        </w:rPr>
+        <w:t>}</w:t>
+      </w:r>
+    </w:p>
+    <w:p>
+      <w:pPr>
+        <w:rPr>
+          <w:lang w:val="en-GB"/>
+        </w:rPr>
+      </w:pPr>
+      <w:r>
+        <w:rPr>
+          <w:lang w:val="en-GB"/>
+        </w:rPr>
+        <w:t xml:space="preserve">          </w:t>
+      </w:r>
+      <w:proofErr w:type="spellStart"/>
+      <w:r>
+        <w:rPr>
+          <w:lang w:val="en-GB"/>
+        </w:rPr>
+        <w:t>className</w:t>
+      </w:r>
+      <w:proofErr w:type="spellEnd"/>
+      <w:r>
+        <w:rPr>
+          <w:lang w:val="en-GB"/>
+        </w:rPr>
+        <w:t xml:space="preserve">="h-7 px-2 text-gray-400 </w:t>
+      </w:r>
+      <w:proofErr w:type="spellStart"/>
+      <w:r>
+        <w:rPr>
+          <w:lang w:val="en-GB"/>
+        </w:rPr>
+        <w:t>hover:text-white</w:t>
+      </w:r>
+      <w:proofErr w:type="spellEnd"/>
+      <w:r>
+        <w:rPr>
+          <w:lang w:val="en-GB"/>
+        </w:rPr>
+        <w:t xml:space="preserve"> </w:t>
+      </w:r>
+      <w:proofErr w:type="spellStart"/>
+      <w:r>
+        <w:rPr>
+          <w:lang w:val="en-GB"/>
+        </w:rPr>
+        <w:t>hover:bg-white</w:t>
+      </w:r>
+      <w:proofErr w:type="spellEnd"/>
+      <w:r>
+        <w:rPr>
+          <w:lang w:val="en-GB"/>
+        </w:rPr>
+        <w:t>/10"</w:t>
+      </w:r>
+    </w:p>
+    <w:p>
+      <w:pPr>
+        <w:rPr>
+          <w:lang w:val="en-GB"/>
+        </w:rPr>
+      </w:pPr>
+      <w:r>
+        <w:rPr>
+          <w:lang w:val="en-GB"/>
+        </w:rPr>
+        <w:t xml:space="preserve">        &gt;</w:t>
+      </w:r>
+    </w:p>
+    <w:p>
+      <w:pPr>
+        <w:rPr>
+          <w:lang w:val="en-GB"/>
+        </w:rPr>
+      </w:pPr>
+      <w:r>
+        <w:rPr>
+          <w:lang w:val="en-GB"/>
+        </w:rPr>
+        <w:t xml:space="preserve">          {</w:t>
+      </w:r>
+      <w:proofErr w:type="gramStart"/>
+      <w:r>
+        <w:rPr>
+          <w:lang w:val="en-GB"/>
+        </w:rPr>
+        <w:t>copied ?</w:t>
+      </w:r>
+      <w:proofErr w:type="gramEnd"/>
+      <w:r>
+        <w:rPr>
+          <w:lang w:val="en-GB"/>
+        </w:rPr>
+        <w:t xml:space="preserve"> (</w:t>
+      </w:r>
+    </w:p>
+    <w:p>
+      <w:pPr>
+        <w:rPr>
+          <w:lang w:val="en-GB"/>
+        </w:rPr>
+      </w:pPr>
+      <w:r>
+        <w:rPr>
+          <w:lang w:val="en-GB"/>
+        </w:rPr>
+        <w:t xml:space="preserve">            &lt;Check </w:t>
+      </w:r>
+      <w:proofErr w:type="spellStart"/>
+      <w:r>
+        <w:rPr>
+          <w:lang w:val="en-GB"/>
+        </w:rPr>
+        <w:t>className</w:t>
+      </w:r>
+      <w:proofErr w:type="spellEnd"/>
+      <w:r>
+        <w:rPr>
+          <w:lang w:val="en-GB"/>
+        </w:rPr>
+        <w:t>="h-3.5 w-3.5 text-green-400" /&gt;</w:t>
+      </w:r>
+    </w:p>
+    <w:p>
+      <w:pPr>
+        <w:rPr>
+          <w:lang w:val="en-GB"/>
+        </w:rPr>
+      </w:pPr>
+      <w:r>
+        <w:rPr>
+          <w:lang w:val="en-GB"/>
+        </w:rPr>
+        <w:t xml:space="preserve">          ) : (</w:t>
+      </w:r>
+    </w:p>
+    <w:p>
+      <w:pPr>
+        <w:rPr>
+          <w:lang w:val="en-GB"/>
+        </w:rPr>
+      </w:pPr>
+      <w:r>
+        <w:rPr>
+          <w:lang w:val="en-GB"/>
+        </w:rPr>
+        <w:t xml:space="preserve">            &lt;Copy </w:t>
+      </w:r>
+      <w:proofErr w:type="spellStart"/>
+      <w:r>
+        <w:rPr>
+          <w:lang w:val="en-GB"/>
+        </w:rPr>
+        <w:t>className</w:t>
+      </w:r>
+      <w:proofErr w:type="spellEnd"/>
+      <w:r>
+        <w:rPr>
+          <w:lang w:val="en-GB"/>
+        </w:rPr>
+        <w:t>="h-3.5 w-3.5" /&gt;</w:t>
+      </w:r>
+    </w:p>
+    <w:p>
+      <w:pPr>
+        <w:rPr>
+          <w:lang w:val="en-GB"/>
+        </w:rPr>
+      </w:pPr>
+      <w:r>
+        <w:rPr>
+          <w:lang w:val="en-GB"/>
+        </w:rPr>
+        <w:t xml:space="preserve">          )}</w:t>
+      </w:r>
+    </w:p>
+    <w:p>
+      <w:pPr>
+        <w:rPr>
+          <w:lang w:val="en-GB"/>
+        </w:rPr>
+      </w:pPr>
+      <w:r>
+        <w:rPr>
+          <w:lang w:val="en-GB"/>
+        </w:rPr>
+        <w:t xml:space="preserve">          &lt;span </w:t>
+      </w:r>
+      <w:proofErr w:type="spellStart"/>
+      <w:r>
+        <w:rPr>
+          <w:lang w:val="en-GB"/>
+        </w:rPr>
+        <w:t>className</w:t>
+      </w:r>
+      <w:proofErr w:type="spellEnd"/>
+      <w:r>
+        <w:rPr>
+          <w:lang w:val="en-GB"/>
+        </w:rPr>
+        <w:t>="ml-1.5 text-</w:t>
+      </w:r>
+      <w:proofErr w:type="spellStart"/>
+      <w:r>
+        <w:rPr>
+          <w:lang w:val="en-GB"/>
+        </w:rPr>
+        <w:t>xs</w:t>
+      </w:r>
+      <w:proofErr w:type="spellEnd"/>
+      <w:r>
+        <w:rPr>
+          <w:lang w:val="en-GB"/>
+        </w:rPr>
+        <w:t>"&gt;</w:t>
+      </w:r>
+    </w:p>
+    <w:p>
+      <w:pPr>
+        <w:rPr>
+          <w:lang w:val="en-GB"/>
+        </w:rPr>
+      </w:pPr>
+      <w:r>
+        <w:rPr>
+          <w:lang w:val="en-GB"/>
+        </w:rPr>
+        <w:t xml:space="preserve">            {</w:t>
+      </w:r>
+      <w:proofErr w:type="gramStart"/>
+      <w:r>
+        <w:rPr>
+          <w:lang w:val="en-GB"/>
+        </w:rPr>
+        <w:t>copied ?</w:t>
+      </w:r>
+      <w:proofErr w:type="gramEnd"/>
+      <w:r>
+        <w:rPr>
+          <w:lang w:val="en-GB"/>
+        </w:rPr>
+        <w:t xml:space="preserve"> '</w:t>
+      </w:r>
+      <w:proofErr w:type="spellStart"/>
+      <w:proofErr w:type="gramStart"/>
+      <w:r>
+        <w:rPr>
+          <w:lang w:val="en-GB"/>
+        </w:rPr>
+        <w:t>Copié</w:t>
+      </w:r>
+      <w:proofErr w:type="spellEnd"/>
+      <w:r>
+        <w:rPr>
+          <w:lang w:val="en-GB"/>
+        </w:rPr>
+        <w:t xml:space="preserve"> !</w:t>
+      </w:r>
+      <w:proofErr w:type="gramEnd"/>
+      <w:r>
+        <w:rPr>
+          <w:lang w:val="en-GB"/>
+        </w:rPr>
+        <w:t>' : 'Copier'}</w:t>
+      </w:r>
+    </w:p>
+    <w:p>
+      <w:pPr>
+        <w:rPr>
+          <w:lang w:val="en-GB"/>
+        </w:rPr>
+      </w:pPr>
+      <w:r>
+        <w:rPr>
+          <w:lang w:val="en-GB"/>
+        </w:rPr>
+        <w:t xml:space="preserve">          &lt;/span&gt;</w:t>
+      </w:r>
+    </w:p>
+    <w:p>
+      <w:pPr>
+        <w:rPr>
+          <w:lang w:val="en-GB"/>
+        </w:rPr>
+      </w:pPr>
+      <w:r>
+        <w:rPr>
+          <w:lang w:val="en-GB"/>
+        </w:rPr>
+        <w:t xml:space="preserve">        &lt;/Button&gt;</w:t>
+      </w:r>
+    </w:p>
+    <w:p>
+      <w:pPr>
+        <w:rPr>
+          <w:lang w:val="en-GB"/>
+        </w:rPr>
+      </w:pPr>
+      <w:r>
+        <w:rPr>
+          <w:lang w:val="en-GB"/>
+        </w:rPr>
+        <w:t xml:space="preserve">      &lt;/div&gt;</w:t>
+      </w:r>
+    </w:p>
+    <w:p>
+      <w:pPr>
+        <w:rPr>
+          <w:lang w:val="en-GB"/>
+        </w:rPr>
+      </w:pPr>
+    </w:p>
+    <w:p>
+      <w:pPr>
+        <w:rPr>
+          <w:lang w:val="en-GB"/>
+        </w:rPr>
+      </w:pPr>
+      <w:r>
+        <w:rPr>
+          <w:lang w:val="en-GB"/>
+        </w:rPr>
+        <w:t xml:space="preserve">      {/* Code </w:t>
+      </w:r>
+      <w:proofErr w:type="spellStart"/>
+      <w:r>
+        <w:rPr>
+          <w:lang w:val="en-GB"/>
+        </w:rPr>
+        <w:t>colorisé</w:t>
+      </w:r>
+      <w:proofErr w:type="spellEnd"/>
+      <w:r>
+        <w:rPr>
+          <w:lang w:val="en-GB"/>
+        </w:rPr>
+        <w:t xml:space="preserve"> */}</w:t>
+      </w:r>
+    </w:p>
+    <w:p>
+      <w:pPr>
+        <w:rPr>
+          <w:lang w:val="en-GB"/>
+        </w:rPr>
+      </w:pPr>
+      <w:r>
+        <w:rPr>
+          <w:lang w:val="en-GB"/>
+        </w:rPr>
+        <w:t xml:space="preserve">      &lt;</w:t>
+      </w:r>
+      <w:proofErr w:type="spellStart"/>
+      <w:r>
+        <w:rPr>
+          <w:lang w:val="en-GB"/>
+        </w:rPr>
+        <w:t>SyntaxHighlighter</w:t>
+      </w:r>
+      <w:proofErr w:type="spellEnd"/>
+    </w:p>
+    <w:p>
+      <w:pPr>
+        <w:rPr>
+          <w:lang w:val="en-GB"/>
+        </w:rPr>
+      </w:pPr>
+      <w:r>
+        <w:rPr>
+          <w:lang w:val="en-GB"/>
+        </w:rPr>
+        <w:t xml:space="preserve">        language={language}</w:t>
+      </w:r>
+    </w:p>
+    <w:p>
+      <w:pPr>
+        <w:rPr>
+          <w:lang w:val="en-GB"/>
+        </w:rPr>
+      </w:pPr>
+      <w:r>
+        <w:rPr>
+          <w:lang w:val="en-GB"/>
+        </w:rPr>
+        <w:t xml:space="preserve">        style={</w:t>
+      </w:r>
+      <w:proofErr w:type="spellStart"/>
+      <w:r>
+        <w:rPr>
+          <w:lang w:val="en-GB"/>
+        </w:rPr>
+        <w:t>vscDarkPlus</w:t>
+      </w:r>
+      <w:proofErr w:type="spellEnd"/>
+      <w:r>
+        <w:rPr>
+          <w:lang w:val="en-GB"/>
+        </w:rPr>
+        <w:t>}</w:t>
+      </w:r>
+    </w:p>
+    <w:p>
+      <w:pPr>
+        <w:rPr>
+          <w:lang w:val="en-GB"/>
+        </w:rPr>
+      </w:pPr>
+      <w:r>
+        <w:rPr>
+          <w:lang w:val="en-GB"/>
+        </w:rPr>
+        <w:t xml:space="preserve">        </w:t>
+      </w:r>
+      <w:proofErr w:type="spellStart"/>
+      <w:r>
+        <w:rPr>
+          <w:lang w:val="en-GB"/>
+        </w:rPr>
+        <w:t>showLineNumbers</w:t>
+      </w:r>
+      <w:proofErr w:type="spellEnd"/>
+      <w:r>
+        <w:rPr>
+          <w:lang w:val="en-GB"/>
+        </w:rPr>
+        <w:t>={</w:t>
+      </w:r>
+      <w:proofErr w:type="spellStart"/>
+      <w:r>
+        <w:rPr>
+          <w:lang w:val="en-GB"/>
+        </w:rPr>
+        <w:t>showLineNumbers</w:t>
+      </w:r>
+      <w:proofErr w:type="spellEnd"/>
+      <w:r>
+        <w:rPr>
+          <w:lang w:val="en-GB"/>
+        </w:rPr>
+        <w:t>}</w:t>
+      </w:r>
+    </w:p>
+    <w:p>
+      <w:pPr>
+        <w:rPr>
+          <w:lang w:val="en-GB"/>
+        </w:rPr>
+      </w:pPr>
+      <w:r>
+        <w:rPr>
+          <w:lang w:val="en-GB"/>
+        </w:rPr>
+        <w:t xml:space="preserve">        </w:t>
+      </w:r>
+      <w:proofErr w:type="spellStart"/>
+      <w:r>
+        <w:rPr>
+          <w:lang w:val="en-GB"/>
+        </w:rPr>
+        <w:t>wrapLines</w:t>
+      </w:r>
+      <w:proofErr w:type="spellEnd"/>
+    </w:p>
+    <w:p>
+      <w:pPr>
+        <w:rPr>
+          <w:lang w:val="en-GB"/>
+        </w:rPr>
+      </w:pPr>
+      <w:r>
+        <w:rPr>
+          <w:lang w:val="en-GB"/>
+        </w:rPr>
+        <w:t xml:space="preserve">        </w:t>
+      </w:r>
+      <w:proofErr w:type="spellStart"/>
+      <w:r>
+        <w:rPr>
+          <w:lang w:val="en-GB"/>
+        </w:rPr>
+        <w:t>customStyle</w:t>
+      </w:r>
+      <w:proofErr w:type="spellEnd"/>
+      <w:proofErr w:type="gramStart"/>
+      <w:r>
+        <w:rPr>
+          <w:lang w:val="en-GB"/>
+        </w:rPr>
+        <w:t>={</w:t>
+      </w:r>
+      <w:proofErr w:type="gramEnd"/>
+      <w:r>
+        <w:rPr>
+          <w:lang w:val="en-GB"/>
+        </w:rPr>
+        <w:t>{</w:t>
+      </w:r>
+    </w:p>
+    <w:p>
+      <w:pPr>
+        <w:rPr>
+          <w:lang w:val="en-GB"/>
+        </w:rPr>
+      </w:pPr>
+      <w:r>
+        <w:rPr>
+          <w:lang w:val="en-GB"/>
+        </w:rPr>
+        <w:t xml:space="preserve">          margin: 0,</w:t>
+      </w:r>
+    </w:p>
+    <w:p>
+      <w:pPr>
+        <w:rPr>
+          <w:lang w:val="en-GB"/>
+        </w:rPr>
+      </w:pPr>
+      <w:r>
+        <w:rPr>
+          <w:lang w:val="en-GB"/>
+        </w:rPr>
+        <w:t xml:space="preserve">          padding: '1rem',</w:t>
+      </w:r>
+    </w:p>
+    <w:p>
+      <w:pPr>
+        <w:rPr>
+          <w:lang w:val="en-GB"/>
+        </w:rPr>
+      </w:pPr>
+      <w:r>
+        <w:rPr>
+          <w:lang w:val="en-GB"/>
+        </w:rPr>
+        <w:t xml:space="preserve">          background: '</w:t>
+      </w:r>
+      <w:proofErr w:type="spellStart"/>
+      <w:proofErr w:type="gramStart"/>
+      <w:r>
+        <w:rPr>
+          <w:lang w:val="en-GB"/>
+        </w:rPr>
+        <w:t>rgba</w:t>
+      </w:r>
+      <w:proofErr w:type="spellEnd"/>
+      <w:r>
+        <w:rPr>
+          <w:lang w:val="en-GB"/>
+        </w:rPr>
+        <w:t>(</w:t>
+      </w:r>
+      <w:proofErr w:type="gramEnd"/>
+      <w:r>
+        <w:rPr>
+          <w:lang w:val="en-GB"/>
+        </w:rPr>
+        <w:t>0,0,0,0.3)',</w:t>
+      </w:r>
+    </w:p>
+    <w:p>
+      <w:pPr>
+        <w:rPr>
+          <w:lang w:val="en-GB"/>
+        </w:rPr>
+      </w:pPr>
+      <w:r>
+        <w:rPr>
+          <w:lang w:val="en-GB"/>
+        </w:rPr>
+        <w:t xml:space="preserve">          </w:t>
+      </w:r>
+      <w:proofErr w:type="spellStart"/>
+      <w:r>
+        <w:rPr>
+          <w:lang w:val="en-GB"/>
+        </w:rPr>
+        <w:t>fontSize</w:t>
+      </w:r>
+      <w:proofErr w:type="spellEnd"/>
+      <w:r>
+        <w:rPr>
+          <w:lang w:val="en-GB"/>
+        </w:rPr>
+        <w:t>: '13px',</w:t>
+      </w:r>
+    </w:p>
+    <w:p>
+      <w:pPr>
+        <w:rPr>
+          <w:lang w:val="en-GB"/>
+        </w:rPr>
+      </w:pPr>
+      <w:r>
+        <w:rPr>
+          <w:lang w:val="en-GB"/>
+        </w:rPr>
+        <w:t xml:space="preserve">          </w:t>
+      </w:r>
+      <w:proofErr w:type="spellStart"/>
+      <w:r>
+        <w:rPr>
+          <w:lang w:val="en-GB"/>
+        </w:rPr>
+        <w:t>lineHeight</w:t>
+      </w:r>
+      <w:proofErr w:type="spellEnd"/>
+      <w:r>
+        <w:rPr>
+          <w:lang w:val="en-GB"/>
+        </w:rPr>
+        <w:t>: '1.6',</w:t>
+      </w:r>
+    </w:p>
+    <w:p>
+      <w:pPr>
+        <w:rPr>
+          <w:lang w:val="en-GB"/>
+        </w:rPr>
+      </w:pPr>
+      <w:r>
+        <w:rPr>
+          <w:lang w:val="en-GB"/>
+        </w:rPr>
+        <w:t xml:space="preserve">        }}</w:t>
+      </w:r>
+    </w:p>
+    <w:p>
+      <w:pPr>
+        <w:rPr>
+          <w:lang w:val="en-GB"/>
+        </w:rPr>
+      </w:pPr>
+      <w:r>
+        <w:rPr>
+          <w:lang w:val="en-GB"/>
+        </w:rPr>
+        <w:t xml:space="preserve">        </w:t>
+      </w:r>
+      <w:proofErr w:type="spellStart"/>
+      <w:r>
+        <w:rPr>
+          <w:lang w:val="en-GB"/>
+        </w:rPr>
+        <w:t>lineNumberStyle</w:t>
+      </w:r>
+      <w:proofErr w:type="spellEnd"/>
+      <w:proofErr w:type="gramStart"/>
+      <w:r>
+        <w:rPr>
+          <w:lang w:val="en-GB"/>
+        </w:rPr>
+        <w:t>={</w:t>
+      </w:r>
+      <w:proofErr w:type="gramEnd"/>
+      <w:r>
+        <w:rPr>
+          <w:lang w:val="en-GB"/>
+        </w:rPr>
+        <w:t>{</w:t>
+      </w:r>
+    </w:p>
+    <w:p>
+      <w:pPr>
+        <w:rPr>
+          <w:lang w:val="en-GB"/>
+        </w:rPr>
+      </w:pPr>
+      <w:r>
+        <w:rPr>
+          <w:lang w:val="en-GB"/>
+        </w:rPr>
+        <w:t xml:space="preserve">          </w:t>
+      </w:r>
+      <w:proofErr w:type="spellStart"/>
+      <w:r>
+        <w:rPr>
+          <w:lang w:val="en-GB"/>
+        </w:rPr>
+        <w:t>color</w:t>
+      </w:r>
+      <w:proofErr w:type="spellEnd"/>
+      <w:r>
+        <w:rPr>
+          <w:lang w:val="en-GB"/>
+        </w:rPr>
+        <w:t>: '#4a5568',</w:t>
+      </w:r>
+    </w:p>
+    <w:p>
+      <w:pPr>
+        <w:rPr>
+          <w:lang w:val="en-GB"/>
+        </w:rPr>
+      </w:pPr>
+      <w:r>
+        <w:rPr>
+          <w:lang w:val="en-GB"/>
+        </w:rPr>
+        <w:t xml:space="preserve">          </w:t>
+      </w:r>
+      <w:proofErr w:type="spellStart"/>
+      <w:r>
+        <w:rPr>
+          <w:lang w:val="en-GB"/>
+        </w:rPr>
+        <w:t>paddingRight</w:t>
+      </w:r>
+      <w:proofErr w:type="spellEnd"/>
+      <w:r>
+        <w:rPr>
+          <w:lang w:val="en-GB"/>
+        </w:rPr>
+        <w:t>: '1rem',</w:t>
+      </w:r>
+    </w:p>
+    <w:p>
+      <w:pPr>
+        <w:rPr>
+          <w:lang w:val="en-GB"/>
+        </w:rPr>
+      </w:pPr>
+      <w:r>
+        <w:rPr>
+          <w:lang w:val="en-GB"/>
+        </w:rPr>
+        <w:t xml:space="preserve">        }}</w:t>
+      </w:r>
+    </w:p>
+    <w:p>
+      <w:pPr>
+        <w:rPr>
+          <w:lang w:val="en-GB"/>
+        </w:rPr>
+      </w:pPr>
+      <w:r>
+        <w:rPr>
+          <w:lang w:val="en-GB"/>
+        </w:rPr>
+        <w:t xml:space="preserve">      &gt;</w:t>
+      </w:r>
+    </w:p>
+    <w:p>
+      <w:pPr>
+        <w:rPr>
+          <w:lang w:val="en-GB"/>
+        </w:rPr>
+      </w:pPr>
+      <w:r>
+        <w:rPr>
+          <w:lang w:val="en-GB"/>
+        </w:rPr>
+        <w:t xml:space="preserve">        {</w:t>
+      </w:r>
+      <w:proofErr w:type="spellStart"/>
+      <w:proofErr w:type="gramStart"/>
+      <w:r>
+        <w:rPr>
+          <w:lang w:val="en-GB"/>
+        </w:rPr>
+        <w:t>code.trim</w:t>
+      </w:r>
+      <w:proofErr w:type="spellEnd"/>
+      <w:proofErr w:type="gramEnd"/>
+      <w:r>
+        <w:rPr>
+          <w:lang w:val="en-GB"/>
+        </w:rPr>
+        <w:t>()}</w:t>
+      </w:r>
+    </w:p>
+    <w:p>
+      <w:pPr>
+        <w:rPr>
+          <w:lang w:val="en-GB"/>
+        </w:rPr>
+      </w:pPr>
+      <w:r>
+        <w:rPr>
+          <w:lang w:val="en-GB"/>
+        </w:rPr>
+        <w:t xml:space="preserve">      &lt;/</w:t>
+      </w:r>
+      <w:proofErr w:type="spellStart"/>
+      <w:r>
+        <w:rPr>
+          <w:lang w:val="en-GB"/>
+        </w:rPr>
+        <w:t>SyntaxHighlighter</w:t>
+      </w:r>
+      <w:proofErr w:type="spellEnd"/>
+      <w:r>
+        <w:rPr>
+          <w:lang w:val="en-GB"/>
+        </w:rPr>
+        <w:t>&gt;</w:t>
+      </w:r>
+    </w:p>
+    <w:p>
+      <w:pPr>
+        <w:rPr>
+          <w:lang w:val="en-GB"/>
+        </w:rPr>
+      </w:pPr>
+      <w:r>
+        <w:rPr>
+          <w:lang w:val="en-GB"/>
+        </w:rPr>
+        <w:t xml:space="preserve">    &lt;/div&gt;</w:t>
+      </w:r>
+    </w:p>
+    <w:p>
+      <w:pPr>
+        <w:rPr>
+          <w:lang w:val="en-GB"/>
+        </w:rPr>
+      </w:pPr>
+      <w:r>
+        <w:rPr>
+          <w:lang w:val="en-GB"/>
+        </w:rPr>
+        <w:t xml:space="preserve">  )</w:t>
+      </w:r>
+    </w:p>
+    <w:p>
+      <w:pPr>
+        <w:rPr>
+          <w:lang w:val="en-GB"/>
+        </w:rPr>
+      </w:pPr>
+      <w:r>
+        <w:rPr>
+          <w:lang w:val="en-GB"/>
+        </w:rPr>
+        <w:t>}</w:t>
+      </w:r>
+    </w:p>
+    <w:p>
+      <w:pPr>
+        <w:rPr>
+          <w:lang w:val="en-GB"/>
+        </w:rPr>
+      </w:pPr>
+    </w:p>
+    <w:p>
+      <w:pPr>
+        <w:rPr>
+          <w:lang w:val="en-GB"/>
+        </w:rPr>
+      </w:pPr>
+    </w:p>
+    <w:p>
+      <w:pPr>
+        <w:pStyle w:val="Titre1"/>
+        <w:rPr>
+          <w:lang w:val="en-GB"/>
+        </w:rPr>
+      </w:pPr>
+      <w:r>
+        <w:rPr>
+          <w:lang w:val="en-GB"/>
+        </w:rPr>
+        <w:t>Fin</w:t>
+      </w:r>
     </w:p>
     <w:p>
       <w:pPr>
